--- a/03_Outputs/final scripts/es/Module 5/5.0.0-es.docx
+++ b/03_Outputs/final scripts/es/Module 5/5.0.0-es.docx
@@ -14,12 +14,12 @@
     </w:p>
     <w:p>
       <w:r>
-        <w:t xml:space="preserve">Una gobernanza efectiva proporciona la dirección estratégica para el cambio. Alinea los objetivos nacionales con los compromisos internacionales, traduce las metas climáticas a largo plazo en planes prácticos y crea instituciones capaces de coordinarse entre sectores y niveles de gobierno. Al mismo tiempo, establece reglas e incentivos creíbles que brindan a inversores, empresas de servicios públicos y comunidades la confianza para actuar, mientras protege los intereses públicos y la integridad ambiental.  </w:t>
+        <w:t xml:space="preserve">Una gobernanza efectiva proporciona la dirección estratégica para el cambio. Alinea los objetivos nacionales con los compromisos internacionales, traduce las metas climáticas a largo plazo en planes prácticos y crea instituciones capaces de coordinarse entre sectores y niveles de gobierno. Al mismo tiempo, establece reglas e incentivos creíbles que brindan a los inversores, servicios públicos y comunidades la confianza para actuar, mientras salvaguardan los intereses públicos y la integridad ambiental.  </w:t>
       </w:r>
     </w:p>
     <w:p>
       <w:r>
-        <w:t xml:space="preserve">Una buena gobernanza no se limita a la regulación; también aprovecha los mercados y las alianzas. Los instrumentos económicos bien diseñados pueden movilizar capital privado e innovación, mientras que los acuerdos contractuales distribuyen riesgos y responsabilidades de manera que los proyectos sean viables y los resultados medibles. La inclusión y la transparencia siguen siendo imperativos transversales, asegurando que mujeres, jóvenes, pueblos indígenas y grupos vulnerables sean participantes activos en la configuración del futuro energético.  </w:t>
+        <w:t xml:space="preserve">Una buena gobernanza no se limita a la regulación; también aprovecha los mercados y las alianzas. Los instrumentos económicos bien diseñados pueden movilizar capital privado e innovación, mientras que los acuerdos contractuales distribuyen riesgos y responsabilidades de manera que los proyectos sean viables y los resultados medibles. La inclusión y la transparencia siguen siendo imperativos transversales, asegurando que las mujeres, los jóvenes, los pueblos indígenas y los grupos vulnerables sean participantes activos en la configuración del futuro energético.  </w:t>
       </w:r>
     </w:p>
     <w:p>
